--- a/swh/docx/64.content.docx
+++ b/swh/docx/64.content.docx
@@ -19,7 +19,7 @@
         <w:rPr>
           <w:lang w:val="sw_KE" w:bidi="sw_KE"/>
         </w:rPr>
-        <w:t>Resource: Maelezo ya Masomo - Machapisho ya Vitabu (Tyndale)</w:t>
+        <w:t>Resource: Tyndale Open Study Notes</w:t>
       </w:r>
       <w:r>
         <w:rPr>
@@ -112,7 +112,7 @@
         <w:rPr>
           <w:lang w:val="sw_KE" w:bidi="sw_KE"/>
         </w:rPr>
-        <w:t>Maelezo ya Masomo - Machapisho ya Vitabu (Tyndale)</w:t>
+        <w:t>Tyndale Open Study Notes</w:t>
       </w:r>
     </w:p>
     <w:p>

--- a/swh/docx/64.content.docx
+++ b/swh/docx/64.content.docx
@@ -19,7 +19,7 @@
         <w:rPr>
           <w:lang w:val="sw_KE" w:bidi="sw_KE"/>
         </w:rPr>
-        <w:t>Resource: Tyndale Open Study Notes</w:t>
+        <w:t>Resource: Aquifer Open Study Notes (Book Intros)</w:t>
       </w:r>
       <w:r>
         <w:rPr>
@@ -112,7 +112,7 @@
         <w:rPr>
           <w:lang w:val="sw_KE" w:bidi="sw_KE"/>
         </w:rPr>
-        <w:t>Tyndale Open Study Notes</w:t>
+        <w:t>Aquifer Open Study Notes (Book Intros)</w:t>
       </w:r>
     </w:p>
     <w:p>

--- a/swh/docx/64.content.docx
+++ b/swh/docx/64.content.docx
@@ -270,18 +270,12 @@
         </w:rPr>
         <w:t xml:space="preserve">, “Mpangilio”). Walimu na viongozi wengine, wakidai kuwa wa kiroho, walifundisha mafundisho tofauti kuhusu Kristo na hawakutoa madai ya nidhamu sawa kwa washiriki wa makanisa yao. Walijichukulia mamlaka yao wenyewe na kukataa mamlaka ya Yohana. Pia walipotosha mafundisho ya mitume. Diotrephes alikuwa mmoja wa wale waliokuwa wamejitenga na ushirika wa kitume (linganisha </w:t>
       </w:r>
-      <w:hyperlink r:id="rId13">
-        <w:r>
-          <w:rPr>
-            <w:lang w:val="sw_KE" w:bidi="sw_KE"/>
-          </w:rPr>
-          <w:rPr>
-            <w:color w:val="0000EE"/>
-            <w:u w:val="single"/>
-          </w:rPr>
-          <w:t>1 Yoh 2:18–19</w:t>
-        </w:r>
-      </w:hyperlink>
+      <w:r>
+        <w:rPr>
+          <w:lang w:val="sw_KE" w:bidi="sw_KE"/>
+        </w:rPr>
+        <w:t>1 Yoh 2:18–19</w:t>
+      </w:r>
       <w:r>
         <w:rPr>
           <w:lang w:val="sw_KE" w:bidi="sw_KE"/>
@@ -327,18 +321,12 @@
         </w:rPr>
         <w:t>Kati ya barua zote za Agano Jipya, 3 Yohana ni ya kawaida zaidi ya barua za kibinafsi katika karne ya kwanza Ugiriki na Roma. Kama ilivyo kwa barua nyingine za enzi hii, 3 Yohana inaanza (</w:t>
       </w:r>
-      <w:hyperlink r:id="rId14">
-        <w:r>
-          <w:rPr>
-            <w:lang w:val="sw_KE" w:bidi="sw_KE"/>
-          </w:rPr>
-          <w:rPr>
-            <w:color w:val="0000EE"/>
-            <w:u w:val="single"/>
-          </w:rPr>
-          <w:t>1:1–4</w:t>
-        </w:r>
-      </w:hyperlink>
+      <w:r>
+        <w:rPr>
+          <w:lang w:val="sw_KE" w:bidi="sw_KE"/>
+        </w:rPr>
+        <w:t>1:1–4</w:t>
+      </w:r>
       <w:r>
         <w:rPr>
           <w:lang w:val="sw_KE" w:bidi="sw_KE"/>
@@ -359,18 +347,12 @@
         </w:rPr>
         <w:t>Kwenye mwili wa barua hii (</w:t>
       </w:r>
-      <w:hyperlink r:id="rId15">
-        <w:r>
-          <w:rPr>
-            <w:lang w:val="sw_KE" w:bidi="sw_KE"/>
-          </w:rPr>
-          <w:rPr>
-            <w:color w:val="0000EE"/>
-            <w:u w:val="single"/>
-          </w:rPr>
-          <w:t>1:5–12</w:t>
-        </w:r>
-      </w:hyperlink>
+      <w:r>
+        <w:rPr>
+          <w:lang w:val="sw_KE" w:bidi="sw_KE"/>
+        </w:rPr>
+        <w:t>1:5–12</w:t>
+      </w:r>
       <w:r>
         <w:rPr>
           <w:lang w:val="sw_KE" w:bidi="sw_KE"/>
@@ -391,18 +373,12 @@
         </w:rPr>
         <w:t>Kinyume na Gayo, kiongozi wa kanisa aitwaye Diotrephes alipata lawama kutoka kwa mtume (</w:t>
       </w:r>
-      <w:hyperlink r:id="rId16">
-        <w:r>
-          <w:rPr>
-            <w:lang w:val="sw_KE" w:bidi="sw_KE"/>
-          </w:rPr>
-          <w:rPr>
-            <w:color w:val="0000EE"/>
-            <w:u w:val="single"/>
-          </w:rPr>
-          <w:t>1:9–10</w:t>
-        </w:r>
-      </w:hyperlink>
+      <w:r>
+        <w:rPr>
+          <w:lang w:val="sw_KE" w:bidi="sw_KE"/>
+        </w:rPr>
+        <w:t>1:9–10</w:t>
+      </w:r>
       <w:r>
         <w:rPr>
           <w:lang w:val="sw_KE" w:bidi="sw_KE"/>
@@ -435,18 +411,12 @@
         </w:rPr>
         <w:t xml:space="preserve"> (</w:t>
       </w:r>
-      <w:hyperlink r:id="rId17">
-        <w:r>
-          <w:rPr>
-            <w:lang w:val="sw_KE" w:bidi="sw_KE"/>
-          </w:rPr>
-          <w:rPr>
-            <w:color w:val="0000EE"/>
-            <w:u w:val="single"/>
-          </w:rPr>
-          <w:t>1:12</w:t>
-        </w:r>
-      </w:hyperlink>
+      <w:r>
+        <w:rPr>
+          <w:lang w:val="sw_KE" w:bidi="sw_KE"/>
+        </w:rPr>
+        <w:t>1:12</w:t>
+      </w:r>
       <w:r>
         <w:rPr>
           <w:lang w:val="sw_KE" w:bidi="sw_KE"/>
@@ -467,18 +437,12 @@
         </w:rPr>
         <w:t>Yohana anafunga barua kwa kutaja mipango ya ziara ya baadaye na kutoa salamu (</w:t>
       </w:r>
-      <w:hyperlink r:id="rId18">
-        <w:r>
-          <w:rPr>
-            <w:lang w:val="sw_KE" w:bidi="sw_KE"/>
-          </w:rPr>
-          <w:rPr>
-            <w:color w:val="0000EE"/>
-            <w:u w:val="single"/>
-          </w:rPr>
-          <w:t>1:13–15</w:t>
-        </w:r>
-      </w:hyperlink>
+      <w:r>
+        <w:rPr>
+          <w:lang w:val="sw_KE" w:bidi="sw_KE"/>
+        </w:rPr>
+        <w:t>1:13–15</w:t>
+      </w:r>
       <w:r>
         <w:rPr>
           <w:lang w:val="sw_KE" w:bidi="sw_KE"/>
@@ -510,18 +474,12 @@
         </w:rPr>
         <w:t xml:space="preserve">Mwandishi wa waraka huu anajiita tu "mzee" (tazama </w:t>
       </w:r>
-      <w:hyperlink r:id="rId19">
-        <w:r>
-          <w:rPr>
-            <w:lang w:val="sw_KE" w:bidi="sw_KE"/>
-          </w:rPr>
-          <w:rPr>
-            <w:color w:val="0000EE"/>
-            <w:u w:val="single"/>
-          </w:rPr>
-          <w:t>1:1</w:t>
-        </w:r>
-      </w:hyperlink>
+      <w:r>
+        <w:rPr>
+          <w:lang w:val="sw_KE" w:bidi="sw_KE"/>
+        </w:rPr>
+        <w:t>1:1</w:t>
+      </w:r>
       <w:r>
         <w:rPr>
           <w:lang w:val="sw_KE" w:bidi="sw_KE"/>
